--- a/deliverables/Persian_SEO_Publication_Queue/EC-013-کنترلر-فانوک/EC-013-کنترلر-فانوک.docx
+++ b/deliverables/Persian_SEO_Publication_Queue/EC-013-کنترلر-فانوک/EC-013-کنترلر-فانوک.docx
@@ -682,7 +682,7 @@
         </w:rPr>
         <w:t xml:space="preserve">•  </w:t>
       </w:r>
-      <w:hyperlink w:history="1" r:id="rIdgjw47jqojdvyyon2swuze">
+      <w:hyperlink w:history="1" r:id="rIdbyn2ut9rwqxcgbgll4x9g">
         <w:r>
           <w:rPr>
             <w:rStyle w:val="Hyperlink"/>
@@ -712,7 +712,7 @@
         </w:rPr>
         <w:t xml:space="preserve">•  </w:t>
       </w:r>
-      <w:hyperlink w:history="1" r:id="rIdsiua0ag_g1pu8oieqrw6j">
+      <w:hyperlink w:history="1" r:id="rIdgjyzcvzv6zkg2uky_kkym">
         <w:r>
           <w:rPr>
             <w:rStyle w:val="Hyperlink"/>
@@ -742,7 +742,7 @@
         </w:rPr>
         <w:t xml:space="preserve">•  </w:t>
       </w:r>
-      <w:hyperlink w:history="1" r:id="rIdbjftmyhtacoogkgs-mwet">
+      <w:hyperlink w:history="1" r:id="rId5yjqfqxdxwvqq3fnh9vox">
         <w:r>
           <w:rPr>
             <w:rStyle w:val="Hyperlink"/>
@@ -772,7 +772,7 @@
         </w:rPr>
         <w:t xml:space="preserve">•  </w:t>
       </w:r>
-      <w:hyperlink w:history="1" r:id="rId_t1bxtfw-ddxwhmyo9lue">
+      <w:hyperlink w:history="1" r:id="rIdkvhkhhpwogla-z0ijpkoz">
         <w:r>
           <w:rPr>
             <w:rStyle w:val="Hyperlink"/>
@@ -802,7 +802,7 @@
         </w:rPr>
         <w:t xml:space="preserve">•  </w:t>
       </w:r>
-      <w:hyperlink w:history="1" r:id="rIdkosfvxxb3s2fkc8owoyjb">
+      <w:hyperlink w:history="1" r:id="rIdz1p2ewlvnsgvvdk3j97lb">
         <w:r>
           <w:rPr>
             <w:rStyle w:val="Hyperlink"/>
@@ -852,7 +852,7 @@
         </w:rPr>
         <w:t xml:space="preserve">•  </w:t>
       </w:r>
-      <w:hyperlink w:history="1" r:id="rId2d1ijru-be6o0lq8uqz4c">
+      <w:hyperlink w:history="1" r:id="rIdj8y2hsiewd9h1dx39-u9j">
         <w:r>
           <w:rPr>
             <w:rStyle w:val="Hyperlink"/>
@@ -882,7 +882,7 @@
         </w:rPr>
         <w:t xml:space="preserve">•  </w:t>
       </w:r>
-      <w:hyperlink w:history="1" r:id="rIdgab-aeu2qkckd9zjq8tvc">
+      <w:hyperlink w:history="1" r:id="rIdp6cbsoze6sabzq-hsry4w">
         <w:r>
           <w:rPr>
             <w:rStyle w:val="Hyperlink"/>
@@ -1830,7 +1830,7 @@
         </w:rPr>
         <w:t xml:space="preserve">دفترچه‌های اپراتوری، برنامه‌نویسی و نگهداری بسیاری از این سری‌ها در </w:t>
       </w:r>
-      <w:hyperlink w:history="1" r:id="rIdi7kz8sky6rr6mdwcgmkl9">
+      <w:hyperlink w:history="1" r:id="rIdy2j7gnhe1gcqgwgbny4ow">
         <w:r>
           <w:rPr>
             <w:rStyle w:val="Hyperlink"/>
@@ -2797,7 +2797,7 @@
         </w:rPr>
         <w:t xml:space="preserve">قدیمی‌ترین و گسترده‌ترین روش است و تقریباً همه سری‌های فانوک از آن پشتیبانی می‌کنند. در این روش تنظیمات ارتباط سریال در کنترلر و در دستگاه یا نرم‌افزار طرف مقابل باید دقیقاً یکسان باشند؛ از جمله کانال ورودی و خروجی، سرعت انتقال و تنظیمات کاراکتر. جزئیات این تنظیمات را در </w:t>
       </w:r>
-      <w:hyperlink w:history="1" r:id="rIdwsfqbe18_excc5fnchaae">
+      <w:hyperlink w:history="1" r:id="rIdxkiek1kr1nxwm2udpumla">
         <w:r>
           <w:rPr>
             <w:rStyle w:val="Hyperlink"/>
@@ -2959,7 +2959,7 @@
         </w:rPr>
         <w:t xml:space="preserve">برای آشنایی کامل با این مفهوم، </w:t>
       </w:r>
-      <w:hyperlink w:history="1" r:id="rIdcmjsqzt12oyovc4xoawhc">
+      <w:hyperlink w:history="1" r:id="rIdwp33yivjyhefirhclaj-v">
         <w:r>
           <w:rPr>
             <w:rStyle w:val="Hyperlink"/>
@@ -3153,7 +3153,7 @@
         </w:rPr>
         <w:t xml:space="preserve">برای اصول کلی پشتیبان‌گیری از برنامه‌ها و فایل‌ها، </w:t>
       </w:r>
-      <w:hyperlink w:history="1" r:id="rIdr1urcsjklohuwum8fugds">
+      <w:hyperlink w:history="1" r:id="rIddlai0ln5xvonyl3zrlnb3">
         <w:r>
           <w:rPr>
             <w:rStyle w:val="Hyperlink"/>
@@ -3347,7 +3347,7 @@
         </w:rPr>
         <w:t xml:space="preserve">برای مرور کدهای کمکی رایج، </w:t>
       </w:r>
-      <w:hyperlink w:history="1" r:id="rIdza1xocuv87jen7b5u8wui">
+      <w:hyperlink w:history="1" r:id="rIdunsbjd0kux2pwfkic-tmg">
         <w:r>
           <w:rPr>
             <w:rStyle w:val="Hyperlink"/>
@@ -4508,7 +4508,7 @@
         </w:rPr>
         <w:t xml:space="preserve">اگر دستگاه‌های فانوک قدیمی یا جدید دارید و می‌خواهید انتقال برنامه را بدون فلش و کابل‌کشی پیچیده انجام دهید، سازگاری </w:t>
       </w:r>
-      <w:hyperlink w:history="1" r:id="rId1yquqjqrzbrftkhs_yktq">
+      <w:hyperlink w:history="1" r:id="rId5wjo1lphycoetmpnuwzbm">
         <w:r>
           <w:rPr>
             <w:rStyle w:val="Hyperlink"/>
